--- a/flow/20230914_vu_template/01-Октоїх-new/Глас_2/2-НД-.docx
+++ b/flow/20230914_vu_template/01-Октоїх-new/Глас_2/2-НД-.docx
@@ -5589,6 +5589,22 @@
         <w:spacing w:after="120"/>
         <w:jc w:val="both"/>
       </w:pPr>
+      <w:r>
+        <w:rPr>
+          <w:rFonts w:ascii="Times New Roman" w:hAnsi="Times New Roman"/>
+          <w:i/>
+          <w:color w:val="FF0000"/>
+          <w:sz w:val="24"/>
+        </w:rPr>
+        <w:t>(г. 2):</w:t>
+      </w:r>
+      <w:r>
+        <w:rPr>
+          <w:rFonts w:ascii="Times New Roman" w:hAnsi="Times New Roman"/>
+          <w:sz w:val="24"/>
+        </w:rPr>
+        <w:t xml:space="preserve"> Коли́ зійшо́в Ти до сме́рти, Життя́ безсме́ртне,* тоді́ ад умертви́в Ти збли́ском божества́.* Коли́ ж і уме́рлих із глиби́н підзе́мних воскреси́в Ти,* всі си́ли небе́сні взива́ли:* Життєда́вче, Хри́сте Бо́же наш, сла́ва Тобі́.</w:t>
+      </w:r>
     </w:p>
     <w:p>
       <w:pPr>
@@ -5628,6 +5644,7 @@
     <w:p>
       <w:pPr>
         <w:spacing w:after="120"/>
+        <w:jc w:val="both"/>
       </w:pPr>
     </w:p>
     <w:p>
@@ -8926,6 +8943,40 @@
         <w:spacing w:after="120"/>
         <w:jc w:val="both"/>
       </w:pPr>
+      <w:r>
+        <w:rPr>
+          <w:rFonts w:ascii="Times New Roman" w:hAnsi="Times New Roman"/>
+          <w:i/>
+          <w:color w:val="FF0000"/>
+          <w:sz w:val="24"/>
+        </w:rPr>
+        <w:t>(г. 2):</w:t>
+      </w:r>
+      <w:r>
+        <w:rPr>
+          <w:rFonts w:ascii="Times New Roman" w:hAnsi="Times New Roman"/>
+          <w:sz w:val="24"/>
+        </w:rPr>
+        <w:t xml:space="preserve"> Коли́ зійшо́в Ти до сме́рти, Життя́ безсме́ртне,* тоді́ ад умертви́в Ти збли́ском божества́.* Коли́ ж і уме́рлих із глиби́н підзе́мних воскреси́в Ти,* всі си́ли небе́сні взива́ли:* Життєда́вче, Хри́сте Бо́же наш, сла́ва Тобі́.</w:t>
+      </w:r>
+      <w:r>
+        <w:rPr>
+          <w:rFonts w:ascii="Times New Roman" w:hAnsi="Times New Roman"/>
+          <w:i/>
+          <w:color w:val="FF0000"/>
+          <w:sz w:val="24"/>
+        </w:rPr>
+        <w:t xml:space="preserve"> </w:t>
+      </w:r>
+      <w:r>
+        <w:rPr>
+          <w:rFonts w:ascii="Times New Roman" w:hAnsi="Times New Roman"/>
+          <w:i/>
+          <w:color w:val="FF0000"/>
+          <w:sz w:val="24"/>
+        </w:rPr>
+        <w:t>(2 р.)</w:t>
+      </w:r>
     </w:p>
     <w:p>
       <w:pPr>
@@ -8965,6 +9016,7 @@
     <w:p>
       <w:pPr>
         <w:spacing w:after="120"/>
+        <w:jc w:val="both"/>
       </w:pPr>
     </w:p>
     <w:p>

--- a/flow/20230914_vu_template/01-Октоїх-new/Глас_2/2-НД-.docx
+++ b/flow/20230914_vu_template/01-Октоїх-new/Глас_2/2-НД-.docx
@@ -5941,11 +5941,6 @@
     </w:p>
     <w:p>
       <w:pPr>
-        <w:spacing w:after="120"/>
-      </w:pPr>
-    </w:p>
-    <w:p>
-      <w:pPr>
         <w:pStyle w:val="Heading3"/>
         <w:spacing w:after="120"/>
         <w:jc w:val="center"/>
@@ -5963,7 +5958,6 @@
     <w:p>
       <w:pPr>
         <w:spacing w:after="120"/>
-        <w:jc w:val="both"/>
       </w:pPr>
       <w:r>
         <w:rPr>
@@ -5972,41 +5966,69 @@
           <w:color w:val="FF0000"/>
           <w:sz w:val="24"/>
         </w:rPr>
-        <w:t xml:space="preserve">(г. 6): </w:t>
-      </w:r>
-      <w:r>
-        <w:rPr>
-          <w:rFonts w:ascii="Times New Roman" w:hAnsi="Times New Roman"/>
-          <w:sz w:val="24"/>
-        </w:rPr>
-        <w:t>Воскресіння твоє, Христе Спасе,* ангели оспівують на небесах,* і нас на землі сподоби чистим серцем* тебе співом прославляти.</w:t>
-      </w:r>
-    </w:p>
-    <w:p>
-      <w:pPr>
-        <w:spacing w:after="120"/>
-        <w:jc w:val="both"/>
-      </w:pPr>
-    </w:p>
-    <w:p>
-      <w:pPr>
-        <w:spacing w:after="120"/>
-        <w:jc w:val="both"/>
-      </w:pPr>
-      <w:r>
-        <w:rPr>
-          <w:rFonts w:ascii="Times New Roman" w:hAnsi="Times New Roman"/>
-        </w:rPr>
-      </w:r>
-    </w:p>
-    <w:p>
-      <w:pPr>
-        <w:spacing w:after="120"/>
-      </w:pPr>
-      <w:r>
-        <w:rPr>
-          <w:rFonts w:ascii="Times New Roman" w:hAnsi="Times New Roman"/>
-        </w:rPr>
+        <w:t>(г. 6):</w:t>
+      </w:r>
+      <w:r>
+        <w:rPr>
+          <w:rFonts w:ascii="Times New Roman" w:hAnsi="Times New Roman"/>
+          <w:sz w:val="24"/>
+        </w:rPr>
+        <w:t xml:space="preserve"> </w:t>
+      </w:r>
+      <w:r>
+        <w:rPr>
+          <w:rFonts w:ascii="Times New Roman" w:hAnsi="Times New Roman"/>
+          <w:sz w:val="24"/>
+        </w:rPr>
+        <w:t>Воскресі́ння Твоє́, Хри́сте Спа́се,* а́нгели оспі́вують на небеса́х,* і нас на землі́ сподо́би чи́стим се́рцем* Тебе́ спі́вом прославля́ти.</w:t>
+      </w:r>
+    </w:p>
+    <w:p>
+      <w:pPr>
+        <w:spacing w:after="120"/>
+        <w:jc w:val="both"/>
+      </w:pPr>
+    </w:p>
+    <w:p>
+      <w:pPr>
+        <w:spacing w:after="120"/>
+        <w:jc w:val="both"/>
+      </w:pPr>
+      <w:r>
+        <w:rPr>
+          <w:rFonts w:ascii="Times New Roman" w:hAnsi="Times New Roman"/>
+        </w:rPr>
+      </w:r>
+    </w:p>
+    <w:p>
+      <w:pPr>
+        <w:spacing w:after="120"/>
+      </w:pPr>
+      <w:r>
+        <w:rPr>
+          <w:rFonts w:ascii="Times New Roman" w:hAnsi="Times New Roman"/>
+        </w:rPr>
+      </w:r>
+    </w:p>
+    <w:p>
+      <w:pPr>
+        <w:spacing w:after="120"/>
+      </w:pPr>
+      <w:r>
+        <w:rPr>
+          <w:rFonts w:ascii="Times New Roman" w:hAnsi="Times New Roman"/>
+        </w:rPr>
+      </w:r>
+    </w:p>
+    <w:p>
+      <w:pPr>
+        <w:spacing w:after="120"/>
+      </w:pPr>
+      <w:r>
+        <w:rPr>
+          <w:rFonts w:ascii="Times New Roman" w:hAnsi="Times New Roman"/>
+        </w:rPr>
+        <w:br w:type="page"/>
       </w:r>
     </w:p>
     <w:p>
@@ -16615,11 +16637,6 @@
     </w:p>
     <w:p>
       <w:pPr>
-        <w:spacing w:after="120"/>
-      </w:pPr>
-    </w:p>
-    <w:p>
-      <w:pPr>
         <w:pStyle w:val="Heading3"/>
         <w:jc w:val="center"/>
       </w:pPr>
@@ -16652,196 +16669,7 @@
           <w:rFonts w:ascii="Times New Roman" w:hAnsi="Times New Roman"/>
           <w:sz w:val="24"/>
         </w:rPr>
-        <w:t xml:space="preserve"> </w:t>
-      </w:r>
-      <w:r>
-        <w:rPr>
-          <w:rFonts w:ascii="Times New Roman" w:hAnsi="Times New Roman"/>
-          <w:sz w:val="24"/>
-        </w:rPr>
-        <w:t>Воскресі́ння</w:t>
-      </w:r>
-      <w:r>
-        <w:rPr>
-          <w:rFonts w:ascii="Times New Roman" w:hAnsi="Times New Roman"/>
-          <w:sz w:val="24"/>
-        </w:rPr>
-        <w:t xml:space="preserve"> </w:t>
-      </w:r>
-      <w:r>
-        <w:rPr>
-          <w:rFonts w:ascii="Times New Roman" w:hAnsi="Times New Roman"/>
-          <w:sz w:val="24"/>
-        </w:rPr>
-        <w:t>Твоє</w:t>
-      </w:r>
-      <w:r>
-        <w:rPr>
-          <w:rFonts w:ascii="Times New Roman" w:hAnsi="Times New Roman"/>
-          <w:sz w:val="24"/>
-        </w:rPr>
-        <w:t xml:space="preserve">́, </w:t>
-      </w:r>
-      <w:r>
-        <w:rPr>
-          <w:rFonts w:ascii="Times New Roman" w:hAnsi="Times New Roman"/>
-          <w:sz w:val="24"/>
-        </w:rPr>
-        <w:t>Хри́сте</w:t>
-      </w:r>
-      <w:r>
-        <w:rPr>
-          <w:rFonts w:ascii="Times New Roman" w:hAnsi="Times New Roman"/>
-          <w:sz w:val="24"/>
-        </w:rPr>
-        <w:t xml:space="preserve"> </w:t>
-      </w:r>
-      <w:r>
-        <w:rPr>
-          <w:rFonts w:ascii="Times New Roman" w:hAnsi="Times New Roman"/>
-          <w:sz w:val="24"/>
-        </w:rPr>
-        <w:t>Спа́се</w:t>
-      </w:r>
-      <w:r>
-        <w:rPr>
-          <w:rFonts w:ascii="Times New Roman" w:hAnsi="Times New Roman"/>
-          <w:sz w:val="24"/>
-        </w:rPr>
-        <w:t>,*</w:t>
-      </w:r>
-      <w:r>
-        <w:rPr>
-          <w:rFonts w:ascii="Times New Roman" w:hAnsi="Times New Roman"/>
-          <w:sz w:val="24"/>
-        </w:rPr>
-        <w:t xml:space="preserve"> </w:t>
-      </w:r>
-      <w:r>
-        <w:rPr>
-          <w:rFonts w:ascii="Times New Roman" w:hAnsi="Times New Roman"/>
-          <w:sz w:val="24"/>
-        </w:rPr>
-        <w:t>а́нгели</w:t>
-      </w:r>
-      <w:r>
-        <w:rPr>
-          <w:rFonts w:ascii="Times New Roman" w:hAnsi="Times New Roman"/>
-          <w:sz w:val="24"/>
-        </w:rPr>
-        <w:t xml:space="preserve"> </w:t>
-      </w:r>
-      <w:r>
-        <w:rPr>
-          <w:rFonts w:ascii="Times New Roman" w:hAnsi="Times New Roman"/>
-          <w:sz w:val="24"/>
-        </w:rPr>
-        <w:t>оспі́вують</w:t>
-      </w:r>
-      <w:r>
-        <w:rPr>
-          <w:rFonts w:ascii="Times New Roman" w:hAnsi="Times New Roman"/>
-          <w:sz w:val="24"/>
-        </w:rPr>
-        <w:t xml:space="preserve"> на </w:t>
-      </w:r>
-      <w:r>
-        <w:rPr>
-          <w:rFonts w:ascii="Times New Roman" w:hAnsi="Times New Roman"/>
-          <w:sz w:val="24"/>
-        </w:rPr>
-        <w:t>небеса́х</w:t>
-      </w:r>
-      <w:r>
-        <w:rPr>
-          <w:rFonts w:ascii="Times New Roman" w:hAnsi="Times New Roman"/>
-          <w:sz w:val="24"/>
-        </w:rPr>
-        <w:t xml:space="preserve">,* і нас на </w:t>
-      </w:r>
-      <w:r>
-        <w:rPr>
-          <w:rFonts w:ascii="Times New Roman" w:hAnsi="Times New Roman"/>
-          <w:sz w:val="24"/>
-        </w:rPr>
-        <w:t>землі</w:t>
-      </w:r>
-      <w:r>
-        <w:rPr>
-          <w:rFonts w:ascii="Times New Roman" w:hAnsi="Times New Roman"/>
-          <w:sz w:val="24"/>
-        </w:rPr>
-        <w:t xml:space="preserve">́ </w:t>
-      </w:r>
-      <w:r>
-        <w:rPr>
-          <w:rFonts w:ascii="Times New Roman" w:hAnsi="Times New Roman"/>
-          <w:sz w:val="24"/>
-        </w:rPr>
-        <w:t>сподо́би</w:t>
-      </w:r>
-      <w:r>
-        <w:rPr>
-          <w:rFonts w:ascii="Times New Roman" w:hAnsi="Times New Roman"/>
-          <w:sz w:val="24"/>
-        </w:rPr>
-        <w:t xml:space="preserve"> </w:t>
-      </w:r>
-      <w:r>
-        <w:rPr>
-          <w:rFonts w:ascii="Times New Roman" w:hAnsi="Times New Roman"/>
-          <w:sz w:val="24"/>
-        </w:rPr>
-        <w:t>чи́стим</w:t>
-      </w:r>
-      <w:r>
-        <w:rPr>
-          <w:rFonts w:ascii="Times New Roman" w:hAnsi="Times New Roman"/>
-          <w:sz w:val="24"/>
-        </w:rPr>
-        <w:t xml:space="preserve"> </w:t>
-      </w:r>
-      <w:r>
-        <w:rPr>
-          <w:rFonts w:ascii="Times New Roman" w:hAnsi="Times New Roman"/>
-          <w:sz w:val="24"/>
-        </w:rPr>
-        <w:t>се́рцем</w:t>
-      </w:r>
-      <w:r>
-        <w:rPr>
-          <w:rFonts w:ascii="Times New Roman" w:hAnsi="Times New Roman"/>
-          <w:sz w:val="24"/>
-        </w:rPr>
-        <w:t xml:space="preserve">* Тебе́ </w:t>
-      </w:r>
-      <w:r>
-        <w:rPr>
-          <w:rFonts w:ascii="Times New Roman" w:hAnsi="Times New Roman"/>
-          <w:sz w:val="24"/>
-        </w:rPr>
-        <w:t>спі́вом</w:t>
-      </w:r>
-      <w:r>
-        <w:rPr>
-          <w:rFonts w:ascii="Times New Roman" w:hAnsi="Times New Roman"/>
-          <w:sz w:val="24"/>
-        </w:rPr>
-        <w:t xml:space="preserve"> </w:t>
-      </w:r>
-      <w:r>
-        <w:rPr>
-          <w:rFonts w:ascii="Times New Roman" w:hAnsi="Times New Roman"/>
-          <w:sz w:val="24"/>
-        </w:rPr>
-        <w:t>прославля́ти</w:t>
-      </w:r>
-      <w:r>
-        <w:rPr>
-          <w:rFonts w:ascii="Times New Roman" w:hAnsi="Times New Roman"/>
-          <w:sz w:val="24"/>
-        </w:rPr>
-        <w:t>.</w:t>
+        <w:t xml:space="preserve"> Воскресі́ння Твоє́, Хри́сте Спа́се,* а́нгели оспі́вують на небеса́х,* і нас на землі́ сподо́би чи́стим се́рцем* Тебе́ спі́вом прославля́ти.</w:t>
       </w:r>
     </w:p>
     <w:sectPr>

--- a/flow/20230914_vu_template/01-Октоїх-new/Глас_2/2-НД-.docx
+++ b/flow/20230914_vu_template/01-Октоїх-new/Глас_2/2-НД-.docx
@@ -4447,6 +4447,397 @@
       <w:pPr>
         <w:spacing w:after="120"/>
       </w:pPr>
+    </w:p>
+    <w:p>
+      <w:pPr>
+        <w:pStyle w:val="Heading3"/>
+        <w:spacing w:after="120"/>
+        <w:jc w:val="center"/>
+      </w:pPr>
+      <w:r>
+        <w:rPr>
+          <w:rFonts w:ascii="Times New Roman" w:hAnsi="Times New Roman"/>
+          <w:b/>
+          <w:i/>
+          <w:color w:val="FF0000"/>
+        </w:rPr>
+        <w:t>Єктенія усильного благання</w:t>
+      </w:r>
+    </w:p>
+    <w:p>
+      <w:pPr>
+        <w:spacing w:after="120"/>
+        <w:jc w:val="both"/>
+      </w:pPr>
+      <w:r>
+        <w:rPr>
+          <w:rFonts w:ascii="Times New Roman" w:hAnsi="Times New Roman"/>
+          <w:sz w:val="24"/>
+        </w:rPr>
+        <w:t>Промовмо всі з усієї душі і з усієї мислі нашої, промовмо.</w:t>
+      </w:r>
+    </w:p>
+    <w:p>
+      <w:pPr>
+        <w:spacing w:after="120"/>
+        <w:jc w:val="both"/>
+      </w:pPr>
+      <w:r>
+        <w:rPr>
+          <w:rFonts w:ascii="Times New Roman" w:hAnsi="Times New Roman"/>
+          <w:i/>
+          <w:color w:val="FF0000"/>
+          <w:sz w:val="24"/>
+        </w:rPr>
+        <w:t>Вірні:</w:t>
+      </w:r>
+      <w:r>
+        <w:rPr>
+          <w:rFonts w:ascii="Times New Roman" w:hAnsi="Times New Roman"/>
+          <w:color w:val="FF0000"/>
+          <w:sz w:val="24"/>
+        </w:rPr>
+        <w:t xml:space="preserve"> </w:t>
+      </w:r>
+      <w:r>
+        <w:rPr>
+          <w:rFonts w:ascii="Times New Roman" w:hAnsi="Times New Roman"/>
+          <w:sz w:val="24"/>
+        </w:rPr>
+        <w:t>Господи, помилуй.</w:t>
+      </w:r>
+    </w:p>
+    <w:p>
+      <w:pPr>
+        <w:spacing w:after="120"/>
+        <w:jc w:val="both"/>
+      </w:pPr>
+      <w:r>
+        <w:rPr>
+          <w:rFonts w:ascii="Times New Roman" w:hAnsi="Times New Roman"/>
+          <w:sz w:val="24"/>
+        </w:rPr>
+        <w:t>Господи, Вседержителю, Боже отців наших, молимось тобі, вислухай і помилуй.</w:t>
+      </w:r>
+    </w:p>
+    <w:p>
+      <w:pPr>
+        <w:spacing w:after="120"/>
+        <w:jc w:val="both"/>
+      </w:pPr>
+      <w:r>
+        <w:rPr>
+          <w:rFonts w:ascii="Times New Roman" w:hAnsi="Times New Roman"/>
+          <w:i/>
+          <w:color w:val="FF0000"/>
+          <w:sz w:val="24"/>
+        </w:rPr>
+        <w:t>Вірні:</w:t>
+      </w:r>
+      <w:r>
+        <w:rPr>
+          <w:rFonts w:ascii="Times New Roman" w:hAnsi="Times New Roman"/>
+          <w:color w:val="FF0000"/>
+          <w:sz w:val="24"/>
+        </w:rPr>
+        <w:t xml:space="preserve"> </w:t>
+      </w:r>
+      <w:r>
+        <w:rPr>
+          <w:rFonts w:ascii="Times New Roman" w:hAnsi="Times New Roman"/>
+          <w:sz w:val="24"/>
+        </w:rPr>
+        <w:t>Господи, помилуй.</w:t>
+      </w:r>
+    </w:p>
+    <w:p>
+      <w:pPr>
+        <w:spacing w:after="120"/>
+      </w:pPr>
+      <w:r>
+        <w:rPr>
+          <w:rFonts w:ascii="Times New Roman" w:hAnsi="Times New Roman"/>
+          <w:sz w:val="24"/>
+        </w:rPr>
+        <w:t>Помилуй нас, Боже, з великої милості Твоєї, молимось Тобі, вислухай і помилуй.</w:t>
+      </w:r>
+    </w:p>
+    <w:p>
+      <w:pPr>
+        <w:spacing w:after="120"/>
+      </w:pPr>
+      <w:r>
+        <w:rPr>
+          <w:rFonts w:ascii="Times New Roman" w:hAnsi="Times New Roman"/>
+          <w:i/>
+          <w:color w:val="FF4400"/>
+          <w:sz w:val="24"/>
+        </w:rPr>
+        <w:t>Вірні:</w:t>
+      </w:r>
+      <w:r>
+        <w:rPr>
+          <w:rFonts w:ascii="Times New Roman" w:hAnsi="Times New Roman"/>
+          <w:sz w:val="24"/>
+        </w:rPr>
+        <w:t xml:space="preserve"> Го́споди, поми́луй. </w:t>
+      </w:r>
+      <w:r>
+        <w:rPr>
+          <w:rFonts w:ascii="Times New Roman" w:hAnsi="Times New Roman"/>
+          <w:i/>
+          <w:color w:val="FF4400"/>
+          <w:sz w:val="24"/>
+        </w:rPr>
+        <w:t>(3 р.)</w:t>
+      </w:r>
+    </w:p>
+    <w:p>
+      <w:pPr>
+        <w:spacing w:after="120"/>
+      </w:pPr>
+      <w:r>
+        <w:rPr>
+          <w:rFonts w:ascii="Times New Roman" w:hAnsi="Times New Roman"/>
+          <w:sz w:val="24"/>
+        </w:rPr>
+        <w:t xml:space="preserve">Ще молимось за святішого вселенського архиєрея Франциска, папу Римського, і за блаженнішого патріярха нашого Святослава, і за преосвященнішого архиєпископа і митрополита нашого кир </w:t>
+      </w:r>
+      <w:r>
+        <w:rPr>
+          <w:rFonts w:ascii="Times New Roman" w:hAnsi="Times New Roman"/>
+          <w:i/>
+          <w:color w:val="FF4400"/>
+          <w:sz w:val="24"/>
+        </w:rPr>
+        <w:t>ім’я</w:t>
+      </w:r>
+      <w:r>
+        <w:rPr>
+          <w:rFonts w:ascii="Times New Roman" w:hAnsi="Times New Roman"/>
+          <w:i/>
+          <w:sz w:val="24"/>
+        </w:rPr>
+        <w:t>,</w:t>
+      </w:r>
+      <w:r>
+        <w:rPr>
+          <w:rFonts w:ascii="Times New Roman" w:hAnsi="Times New Roman"/>
+          <w:sz w:val="24"/>
+        </w:rPr>
+        <w:t xml:space="preserve"> і за боголюбивого єпископа нашого кир </w:t>
+      </w:r>
+      <w:r>
+        <w:rPr>
+          <w:rFonts w:ascii="Times New Roman" w:hAnsi="Times New Roman"/>
+          <w:i/>
+          <w:color w:val="FF4400"/>
+          <w:sz w:val="24"/>
+        </w:rPr>
+        <w:t>ім’я</w:t>
+      </w:r>
+      <w:r>
+        <w:rPr>
+          <w:rFonts w:ascii="Times New Roman" w:hAnsi="Times New Roman"/>
+          <w:i/>
+          <w:sz w:val="24"/>
+        </w:rPr>
+        <w:t>,</w:t>
+      </w:r>
+      <w:r>
+        <w:rPr>
+          <w:rFonts w:ascii="Times New Roman" w:hAnsi="Times New Roman"/>
+          <w:sz w:val="24"/>
+        </w:rPr>
+        <w:t xml:space="preserve"> за тих, що служать і послужили у святім храмі цьому, і за отців наших духовних, і всіх у Христі братів і сестер наших.</w:t>
+      </w:r>
+    </w:p>
+    <w:p>
+      <w:pPr>
+        <w:spacing w:after="120"/>
+      </w:pPr>
+      <w:r>
+        <w:rPr>
+          <w:rFonts w:ascii="Times New Roman" w:hAnsi="Times New Roman"/>
+          <w:i/>
+          <w:color w:val="FF4400"/>
+          <w:sz w:val="24"/>
+        </w:rPr>
+        <w:t>Вірні:</w:t>
+      </w:r>
+      <w:r>
+        <w:rPr>
+          <w:rFonts w:ascii="Times New Roman" w:hAnsi="Times New Roman"/>
+          <w:sz w:val="24"/>
+        </w:rPr>
+        <w:t xml:space="preserve"> Го́споди, поми́луй. </w:t>
+      </w:r>
+      <w:r>
+        <w:rPr>
+          <w:rFonts w:ascii="Times New Roman" w:hAnsi="Times New Roman"/>
+          <w:i/>
+          <w:color w:val="FF4400"/>
+          <w:sz w:val="24"/>
+        </w:rPr>
+        <w:t>(3 р.)</w:t>
+      </w:r>
+    </w:p>
+    <w:p>
+      <w:pPr>
+        <w:spacing w:after="120"/>
+      </w:pPr>
+      <w:r>
+        <w:rPr>
+          <w:rFonts w:ascii="Times New Roman" w:hAnsi="Times New Roman"/>
+          <w:sz w:val="24"/>
+        </w:rPr>
+        <w:t>Ще молимось за Богом бережений народ наш, за правління і за все військо.</w:t>
+      </w:r>
+    </w:p>
+    <w:p>
+      <w:pPr>
+        <w:spacing w:after="120"/>
+      </w:pPr>
+      <w:r>
+        <w:rPr>
+          <w:rFonts w:ascii="Times New Roman" w:hAnsi="Times New Roman"/>
+          <w:i/>
+          <w:color w:val="FF4400"/>
+          <w:sz w:val="24"/>
+        </w:rPr>
+        <w:t>Вірні:</w:t>
+      </w:r>
+      <w:r>
+        <w:rPr>
+          <w:rFonts w:ascii="Times New Roman" w:hAnsi="Times New Roman"/>
+          <w:sz w:val="24"/>
+        </w:rPr>
+        <w:t xml:space="preserve"> Го́споди, поми́луй. </w:t>
+      </w:r>
+      <w:r>
+        <w:rPr>
+          <w:rFonts w:ascii="Times New Roman" w:hAnsi="Times New Roman"/>
+          <w:i/>
+          <w:color w:val="FF4400"/>
+          <w:sz w:val="24"/>
+        </w:rPr>
+        <w:t>(3 р.)</w:t>
+      </w:r>
+    </w:p>
+    <w:p>
+      <w:pPr>
+        <w:spacing w:after="120"/>
+      </w:pPr>
+      <w:r>
+        <w:rPr>
+          <w:rFonts w:ascii="Times New Roman" w:hAnsi="Times New Roman"/>
+          <w:sz w:val="24"/>
+        </w:rPr>
+        <w:t>Ще молимось за тут присутніх людей, що очікують від Тебе великої і багатої милости, за тих, що творять нам милостиню, і за всіх православних християн.</w:t>
+      </w:r>
+    </w:p>
+    <w:p>
+      <w:pPr>
+        <w:spacing w:after="120"/>
+      </w:pPr>
+      <w:r>
+        <w:rPr>
+          <w:rFonts w:ascii="Times New Roman" w:hAnsi="Times New Roman"/>
+          <w:i/>
+          <w:color w:val="FF4400"/>
+          <w:sz w:val="24"/>
+        </w:rPr>
+        <w:t>Вірні:</w:t>
+      </w:r>
+      <w:r>
+        <w:rPr>
+          <w:rFonts w:ascii="Times New Roman" w:hAnsi="Times New Roman"/>
+          <w:sz w:val="24"/>
+        </w:rPr>
+        <w:t xml:space="preserve"> Го́споди, поми́луй. </w:t>
+      </w:r>
+      <w:r>
+        <w:rPr>
+          <w:rFonts w:ascii="Times New Roman" w:hAnsi="Times New Roman"/>
+          <w:i/>
+          <w:color w:val="FF4400"/>
+          <w:sz w:val="24"/>
+        </w:rPr>
+        <w:t>(3 р.)</w:t>
+      </w:r>
+    </w:p>
+    <w:p>
+      <w:pPr>
+        <w:spacing w:after="120"/>
+        <w:jc w:val="both"/>
+      </w:pPr>
+      <w:r>
+        <w:rPr>
+          <w:rFonts w:ascii="Times New Roman" w:hAnsi="Times New Roman"/>
+          <w:sz w:val="24"/>
+          <w:u w:val="single"/>
+        </w:rPr>
+        <w:t>[</w:t>
+      </w:r>
+      <w:r>
+        <w:rPr>
+          <w:rFonts w:ascii="Times New Roman" w:hAnsi="Times New Roman"/>
+          <w:sz w:val="24"/>
+          <w:u w:val="single"/>
+        </w:rPr>
+        <w:t>Господи, Боже наш! Згадай нас грішних і недостойних слуг Твоїх, коли призиваємо святе ім'я Твоє, і не осороми нас, коли очікуємо милости Твоєї, але вислухай, Господи, усі наші спасенні прохання, і вчини нас достойними любити і боятися Тебе від усього серця нашого і творити в усьому волю Твою</w:t>
+      </w:r>
+      <w:r>
+        <w:rPr>
+          <w:rFonts w:ascii="Times New Roman" w:hAnsi="Times New Roman"/>
+          <w:sz w:val="24"/>
+          <w:u w:val="single"/>
+        </w:rPr>
+        <w:t>.]</w:t>
+      </w:r>
+    </w:p>
+    <w:p>
+      <w:pPr>
+        <w:spacing w:after="120"/>
+      </w:pPr>
+      <w:r>
+        <w:rPr>
+          <w:rFonts w:ascii="Times New Roman" w:hAnsi="Times New Roman"/>
+          <w:i/>
+          <w:color w:val="FF4400"/>
+          <w:sz w:val="24"/>
+        </w:rPr>
+        <w:t>Священник:</w:t>
+      </w:r>
+      <w:r>
+        <w:rPr>
+          <w:rFonts w:ascii="Times New Roman" w:hAnsi="Times New Roman"/>
+          <w:sz w:val="24"/>
+        </w:rPr>
+        <w:t xml:space="preserve"> Бо милостивий і людинолюбний Бог єси, і Тобі славу возсилаємо, Отцю, і Сину, і Святому Духові, нині, і повсякчас, і на віки віків.</w:t>
+      </w:r>
+    </w:p>
+    <w:p>
+      <w:pPr>
+        <w:spacing w:after="120"/>
+        <w:jc w:val="both"/>
+      </w:pPr>
+      <w:r>
+        <w:rPr>
+          <w:rFonts w:ascii="Times New Roman" w:hAnsi="Times New Roman"/>
+          <w:i/>
+          <w:color w:val="FF0000"/>
+          <w:sz w:val="24"/>
+        </w:rPr>
+        <w:t>Вірні:</w:t>
+      </w:r>
+      <w:r>
+        <w:rPr>
+          <w:rFonts w:ascii="Times New Roman" w:hAnsi="Times New Roman"/>
+          <w:sz w:val="24"/>
+        </w:rPr>
+        <w:t xml:space="preserve"> Амінь.</w:t>
+      </w:r>
     </w:p>
     <w:p>
       <w:pPr>

--- a/flow/20230914_vu_template/01-Октоїх-new/Глас_2/2-НД-.docx
+++ b/flow/20230914_vu_template/01-Октоїх-new/Глас_2/2-НД-.docx
@@ -4905,6 +4905,12 @@
     </w:p>
     <w:p>
       <w:pPr>
+        <w:spacing w:after="120"/>
+        <w:jc w:val="both"/>
+      </w:pPr>
+    </w:p>
+    <w:p>
+      <w:pPr>
         <w:pStyle w:val="Heading3"/>
         <w:spacing w:after="120"/>
         <w:jc w:val="center"/>
@@ -8207,7 +8213,21 @@
           <w:color w:val="000000"/>
           <w:sz w:val="24"/>
         </w:rPr>
-        <w:t xml:space="preserve">, Господи, Боже наш, що підняв нас із постелі нашої і вклав в уста наші слово хвали, щоб поклонятися і призивати ім'я Твоє святе. Ми умоляємо Твоє милосердя, яке Ти завжди виявляв у нашому житті. Пошли поміч свою людям, що стоять перед лицем святої </w:t>
+        <w:t>, Господи, Боже наш, що підняв нас із постелі нашої і вклав в уста наші слово хвали, щоб поклонятися і призивати ім'я Твоє святе. Ми умоляємо Твоє милосердя, яке Ти завжди виявляв у нашому житті. Пошли поміч свою людям, що стоять перед лицем святої слави Твоєї і дожидають від Тебе багатої милости; і дай нам, що зо страхом і любов'ю завжди Тобі служимо, хвалити несказанну Твою доброту. Бо Тобі належить усяка слава, честь і поклоніння: Отцю, і Сину, і Святому Духові, нині і повсякчас, і на віки віків. Амінь.</w:t>
+      </w:r>
+    </w:p>
+    <w:p>
+      <w:pPr>
+        <w:spacing w:after="120"/>
+        <w:jc w:val="both"/>
+      </w:pPr>
+      <w:r>
+        <w:rPr>
+          <w:rFonts w:ascii="Times New Roman" w:hAnsi="Times New Roman"/>
+          <w:color w:val="FF0000"/>
+          <w:sz w:val="24"/>
+        </w:rPr>
+        <w:t xml:space="preserve">2. </w:t>
       </w:r>
       <w:r>
         <w:rPr>
@@ -8215,7 +8235,7 @@
           <w:color w:val="000000"/>
           <w:sz w:val="24"/>
         </w:rPr>
-        <w:t>слави Твоєї і дожидають від Тебе багатої милости; і дай нам, що зо страхом і любов'ю завжди Тобі служимо, хвалити несказанну Твою доброту. Бо Тобі належить усяка слава, честь і поклоніння: Отцю, і Сину, і Святому Духові, нині і повсякчас, і на віки віків. Амінь.</w:t>
+        <w:t>Від ночі лине дух наш до Тебе, Боже, бо світлом є повеління Твої на землі. Навчи нас у страсі Твоєму виконувати правду й добро, бо Тебе славимо як правдивого Бога нашого. Прихили вухо своє і вислухай нас, і пом'яни, Господи, тих, що є та що моляться з нами, всіх по імені, і спаси їх силою Твоєю. Благослови людей Твоїх і освяти спадкоємство Твоє: мир світові Твоєму даруй, церквам Твоїм, Священникам, владі, і всім людям. Хай благословиться і прославляється всечесне і величне ім'я Твоє, Отця, і Сина, і Святого Духа, нині і повсякчас, і на віки віків. Амінь.</w:t>
       </w:r>
     </w:p>
     <w:p>
@@ -8229,7 +8249,7 @@
           <w:color w:val="FF0000"/>
           <w:sz w:val="24"/>
         </w:rPr>
-        <w:t xml:space="preserve">2. </w:t>
+        <w:t>3.</w:t>
       </w:r>
       <w:r>
         <w:rPr>
@@ -8237,7 +8257,7 @@
           <w:color w:val="000000"/>
           <w:sz w:val="24"/>
         </w:rPr>
-        <w:t>Від ночі лине дух наш до Тебе, Боже, бо світлом є повеління Твої на землі. Навчи нас у страсі Твоєму виконувати правду й добро, бо Тебе славимо як правдивого Бога нашого. Прихили вухо своє і вислухай нас, і пом'яни, Господи, тих, що є та що моляться з нами, всіх по імені, і спаси їх силою Твоєю. Благослови людей Твоїх і освяти спадкоємство Твоє: мир світові Твоєму даруй, церквам Твоїм, Священникам, владі, і всім людям. Хай благословиться і прославляється всечесне і величне ім'я Твоє, Отця, і Сина, і Святого Духа, нині і повсякчас, і на віки віків. Амінь.</w:t>
+        <w:t xml:space="preserve"> Від ночі лине дух наш до Тебе, Боже, бо світлом є повеління Твої. Навчи нас, Боже, правди Твоєї, заповідей Твоїх і виправдань Твоїх. Просвіти наші духовні очі, щоб ми не заснули в гріхах на смерть. Віджени всяку мряку від сердець наших, даруй нам сонце правди і охорони життя наше знаменням і печаттю Святого Твого Духа. Направ стопи наші на шлях мирний, дай нам бачити ранішній день у радості, щоб ми Тобі засилали ранішні молитви, бо Твоє є володіння і Твоє є царство і сила, і слава Отця, і Сина, і Святого Духа, нині і повсякчас, і на віки віків. Амінь.</w:t>
       </w:r>
     </w:p>
     <w:p>
@@ -8251,7 +8271,7 @@
           <w:color w:val="FF0000"/>
           <w:sz w:val="24"/>
         </w:rPr>
-        <w:t>3.</w:t>
+        <w:t>4.</w:t>
       </w:r>
       <w:r>
         <w:rPr>
@@ -8259,7 +8279,52 @@
           <w:color w:val="000000"/>
           <w:sz w:val="24"/>
         </w:rPr>
-        <w:t xml:space="preserve"> Від ночі лине дух наш до Тебе, Боже, бо світлом є повеління Твої. Навчи нас, Боже, правди Твоєї, заповідей Твоїх і виправдань Твоїх. Просвіти наші духовні очі, щоб ми не заснули в гріхах на смерть. Віджени всяку мряку від сердець наших, даруй нам сонце правди і охорони життя наше знаменням і печаттю Святого Твого Духа. Направ стопи наші на шлях мирний, дай нам бачити ранішній день у радості, щоб ми Тобі засилали ранішні молитви, бо Твоє є володіння і Твоє є царство і сила, і слава Отця, і Сина, і Святого Духа, нині і повсякчас, і на віки віків. Амінь.</w:t>
+        <w:t xml:space="preserve"> Владико, Боже святий і неосяжний, що казав із темряви світлові засіяти, що заспокоїв нас у нічному сні й підвів до величання і моління Твоєї доброти! Ти, що даєш себе умолити задля свого милосердя, прийми і нині нас, що поклоняємося Тобі й по силі </w:t>
+      </w:r>
+      <w:r>
+        <w:rPr>
+          <w:rFonts w:ascii="Times New Roman" w:hAnsi="Times New Roman"/>
+          <w:sz w:val="24"/>
+        </w:rPr>
+        <w:t xml:space="preserve">благодаримо </w:t>
+      </w:r>
+      <w:r>
+        <w:rPr>
+          <w:rFonts w:ascii="Times New Roman" w:hAnsi="Times New Roman"/>
+          <w:color w:val="000000"/>
+          <w:sz w:val="24"/>
+        </w:rPr>
+        <w:t>Т</w:t>
+      </w:r>
+      <w:r>
+        <w:rPr>
+          <w:rFonts w:ascii="Times New Roman" w:hAnsi="Times New Roman"/>
+          <w:sz w:val="24"/>
+        </w:rPr>
+        <w:t>ебе</w:t>
+      </w:r>
+      <w:r>
+        <w:rPr>
+          <w:rFonts w:ascii="Times New Roman" w:hAnsi="Times New Roman"/>
+          <w:color w:val="000000"/>
+          <w:sz w:val="24"/>
+        </w:rPr>
+        <w:t xml:space="preserve">; і даруй нам те, чого просимо задля спасіння. Вчини нас синами світла і дня та спадкоємцями вічних Твоїх </w:t>
+      </w:r>
+      <w:r>
+        <w:rPr>
+          <w:rFonts w:ascii="Times New Roman" w:hAnsi="Times New Roman"/>
+          <w:sz w:val="24"/>
+        </w:rPr>
+        <w:t>благ</w:t>
+      </w:r>
+      <w:r>
+        <w:rPr>
+          <w:rFonts w:ascii="Times New Roman" w:hAnsi="Times New Roman"/>
+          <w:color w:val="000000"/>
+          <w:sz w:val="24"/>
+        </w:rPr>
+        <w:t>. Пом'яни, Господи, за багатством ласк Твоїх усіх людей, що є і моляться з нами, і всю братію нашу на землі й на морі, і на всякому місці володіння Твого, що потребують Твоєї любови й помочі. Усім вияви велику Твою милість, щоб спасенні, як душею так і тілом, завжди перебували й відважно славили чудне й благословенне ім'я Твоє, бо Ти Бог милости і ласк, і любови, і Тобі славу возсилаємо: Отцю, і Сину, і Святому Духові, нині і повсякчас, і на віки віків. Амінь.</w:t>
       </w:r>
     </w:p>
     <w:p>
@@ -8273,7 +8338,7 @@
           <w:color w:val="FF0000"/>
           <w:sz w:val="24"/>
         </w:rPr>
-        <w:t>4.</w:t>
+        <w:t>5.</w:t>
       </w:r>
       <w:r>
         <w:rPr>
@@ -8281,14 +8346,14 @@
           <w:color w:val="000000"/>
           <w:sz w:val="24"/>
         </w:rPr>
-        <w:t xml:space="preserve"> Владико, Боже святий і неосяжний, що казав із темряви світлові засіяти, що заспокоїв нас у нічному сні й підвів до величання і моління Твоєї доброти! Ти, що даєш себе умолити задля свого милосердя, прийми і нині нас, що поклоняємося Тобі й по силі </w:t>
-      </w:r>
-      <w:r>
-        <w:rPr>
-          <w:rFonts w:ascii="Times New Roman" w:hAnsi="Times New Roman"/>
-          <w:sz w:val="24"/>
-        </w:rPr>
-        <w:t xml:space="preserve">благодаримо </w:t>
+        <w:t xml:space="preserve"> Скарб</w:t>
+      </w:r>
+      <w:r>
+        <w:rPr>
+          <w:rFonts w:ascii="Times New Roman" w:hAnsi="Times New Roman"/>
+          <w:sz w:val="24"/>
+        </w:rPr>
+        <w:t>нице</w:t>
       </w:r>
       <w:r>
         <w:rPr>
@@ -8296,14 +8361,14 @@
           <w:color w:val="000000"/>
           <w:sz w:val="24"/>
         </w:rPr>
-        <w:t>Т</w:t>
-      </w:r>
-      <w:r>
-        <w:rPr>
-          <w:rFonts w:ascii="Times New Roman" w:hAnsi="Times New Roman"/>
-          <w:sz w:val="24"/>
-        </w:rPr>
-        <w:t>ебе</w:t>
+        <w:t xml:space="preserve"> </w:t>
+      </w:r>
+      <w:r>
+        <w:rPr>
+          <w:rFonts w:ascii="Times New Roman" w:hAnsi="Times New Roman"/>
+          <w:sz w:val="24"/>
+        </w:rPr>
+        <w:t>благ</w:t>
       </w:r>
       <w:r>
         <w:rPr>
@@ -8311,14 +8376,28 @@
           <w:color w:val="000000"/>
           <w:sz w:val="24"/>
         </w:rPr>
-        <w:t xml:space="preserve">; і даруй нам те, чого просимо задля спасіння. Вчини нас синами світла і дня та спадкоємцями вічних Твоїх </w:t>
-      </w:r>
-      <w:r>
-        <w:rPr>
-          <w:rFonts w:ascii="Times New Roman" w:hAnsi="Times New Roman"/>
-          <w:sz w:val="24"/>
-        </w:rPr>
-        <w:t>благ</w:t>
+        <w:t>, джерело невисихаюче, Отче святий, чудотворче всесильний і вседержителю! Усі Тобі поклоняємося і Тобі молимося та Твої милості і Твої ласки призиваємо на поміч і на заступництво нашій смиренності. Пом'яни, Господи, слуг Твоїх, прийми від усіх нас ранішні моління, як кадило перед Тобою; ні одного з нас не вчини нездатним, але всіх нас зберігай ласками Твоїми. Пом'яни, Господи, тих, що чувають і співають на славу Твою і єдинородного Твого Сина і Бога нашого, і Святого Твого Духа. Будь їм помічником і заступником; прийми їх молитви на наднебесний і духовний Твій жертовник, бо Ти Бог наш, і Тобі славу возсилаємо: Отцю, і Сину, і Святому Духові, нині і повсякчас, і на віки віків. Амінь.</w:t>
+      </w:r>
+    </w:p>
+    <w:p>
+      <w:pPr>
+        <w:spacing w:after="120"/>
+        <w:jc w:val="both"/>
+      </w:pPr>
+      <w:r>
+        <w:rPr>
+          <w:rFonts w:ascii="Times New Roman" w:hAnsi="Times New Roman"/>
+          <w:color w:val="FF0000"/>
+          <w:sz w:val="24"/>
+        </w:rPr>
+        <w:t xml:space="preserve">6. </w:t>
+      </w:r>
+      <w:r>
+        <w:rPr>
+          <w:rFonts w:ascii="Times New Roman" w:hAnsi="Times New Roman"/>
+          <w:sz w:val="24"/>
+        </w:rPr>
+        <w:t>Благодаримо</w:t>
       </w:r>
       <w:r>
         <w:rPr>
@@ -8326,7 +8405,37 @@
           <w:color w:val="000000"/>
           <w:sz w:val="24"/>
         </w:rPr>
-        <w:t>. Пом'яни, Господи, за багатством ласк Твоїх усіх людей, що є і моляться з нами, і всю братію нашу на землі й на морі, і на всякому місці володіння Твого, що потребують Твоєї любови й помочі. Усім вияви велику Твою милість, щоб спасенні, як душею так і тілом, завжди перебували й відважно славили чудне й благословенне ім'я Твоє, бо Ти Бог милости і ласк, і любови, і Тобі славу возсилаємо: Отцю, і Сину, і Святому Духові, нині і повсякчас, і на віки віків. Амінь.</w:t>
+        <w:t xml:space="preserve"> Т</w:t>
+      </w:r>
+      <w:r>
+        <w:rPr>
+          <w:rFonts w:ascii="Times New Roman" w:hAnsi="Times New Roman"/>
+          <w:sz w:val="24"/>
+        </w:rPr>
+        <w:t>е</w:t>
+      </w:r>
+      <w:r>
+        <w:rPr>
+          <w:rFonts w:ascii="Times New Roman" w:hAnsi="Times New Roman"/>
+          <w:color w:val="000000"/>
+          <w:sz w:val="24"/>
+        </w:rPr>
+        <w:t>б</w:t>
+      </w:r>
+      <w:r>
+        <w:rPr>
+          <w:rFonts w:ascii="Times New Roman" w:hAnsi="Times New Roman"/>
+          <w:sz w:val="24"/>
+        </w:rPr>
+        <w:t>е</w:t>
+      </w:r>
+      <w:r>
+        <w:rPr>
+          <w:rFonts w:ascii="Times New Roman" w:hAnsi="Times New Roman"/>
+          <w:color w:val="000000"/>
+          <w:sz w:val="24"/>
+        </w:rPr>
+        <w:t>, Господи, Боже спасіння нашого, бо Ти все робиш для добра життя нашого, щоб ми завжди на Тебе споглядали, Спасителю й Доброчинцю душ наших. Бо Ти дав спокій нам у час минулої ночі й підвів нас, щоб ми поклонялися величному імені Твоєму. Тому молимо Тебе, Господи: Дай нам ласку й силу, щоб ми стали гідними співати Тобі розумно й молитися безупинно та в страсі і тремтінні над нашим спасінням працювали, при заступництві Христа Твого. Пом'яни, Господи, і тих, що вночі до Тебе кличуть. Вислухай їх і помилуй, і круши під ноги їх невидимих і войовничих ворогів. Бо Ти Цар миру і Спас душ наших, і Тобі славу возсилаємо: Отцю і Сину, і Святому Духові, нині і повсякчас, і на віки віків. Амінь.</w:t>
       </w:r>
     </w:p>
     <w:p>
@@ -8340,7 +8449,7 @@
           <w:color w:val="FF0000"/>
           <w:sz w:val="24"/>
         </w:rPr>
-        <w:t>5.</w:t>
+        <w:t>7.</w:t>
       </w:r>
       <w:r>
         <w:rPr>
@@ -8348,14 +8457,21 @@
           <w:color w:val="000000"/>
           <w:sz w:val="24"/>
         </w:rPr>
-        <w:t xml:space="preserve"> Скарб</w:t>
-      </w:r>
-      <w:r>
-        <w:rPr>
-          <w:rFonts w:ascii="Times New Roman" w:hAnsi="Times New Roman"/>
-          <w:sz w:val="24"/>
-        </w:rPr>
-        <w:t>нице</w:t>
+        <w:t xml:space="preserve"> Боже й Отче Господа нашого Ісуса Христа! Ти підніс нас з постелі нашої і зібрав на годину молитви. Дай нам ласку відкрити уста наші і прийми наші подяки, що в наших силах, і навчи нас установ Твоїх. Бо молитися як слід не вміємо, якщо Ти, Господи, святим Твоїм Духом не навчиш нас. Тому молимося Тобі: Даруй і прости, якщо ми згрішили аж до теперішньої години словом або ділом, або думкою, добровільно або недобровільно. Бо коли на провини будеш дивитися, Господи, Господи, то хто встоїться, бо в Тебе є прощення. Ти один святий, допоміжник сильний, захисник життя нашого, і Тебе ми завжди оспівуватимемо. Нехай буде сила Царства Твого завжди благословенна і вельми прославлювана: Отця, і Сина, і Святого Духа, нині і повсякчас, і на віки віків. Амінь.</w:t>
+      </w:r>
+    </w:p>
+    <w:p>
+      <w:pPr>
+        <w:spacing w:after="120"/>
+        <w:jc w:val="both"/>
+      </w:pPr>
+      <w:r>
+        <w:rPr>
+          <w:rFonts w:ascii="Times New Roman" w:hAnsi="Times New Roman"/>
+          <w:color w:val="FF0000"/>
+          <w:sz w:val="24"/>
+        </w:rPr>
+        <w:t xml:space="preserve">8. </w:t>
       </w:r>
       <w:r>
         <w:rPr>
@@ -8363,14 +8479,21 @@
           <w:color w:val="000000"/>
           <w:sz w:val="24"/>
         </w:rPr>
-        <w:t xml:space="preserve"> </w:t>
-      </w:r>
-      <w:r>
-        <w:rPr>
-          <w:rFonts w:ascii="Times New Roman" w:hAnsi="Times New Roman"/>
-          <w:sz w:val="24"/>
-        </w:rPr>
-        <w:t>благ</w:t>
+        <w:t>Господи, Боже наш, що сонну неміч забрав від нас і покликав нас візванням святим, щоб і вночі підносити руки наші і прославляти Тебе за справедливі Твої присуди. Прийми благання наші, моління, визнавання, нічні служби і даруй нам, Боже, віру бездоганну, надію впевнену, любов нелицемірну. Благослови наші входи й виходи, вчинки, слова, діла й думки; і дай нам дочекатися початку дня, нам, що хвалять й оспівують, і благословлять добрість Твоєї несказанної сили, щоб було благословенне Твоє пресвяте ім'я і прославлене Твоє царство: Отця, і Сина, і Святого Духа, нині і повсякчас, і на віки віків. Амінь.</w:t>
+      </w:r>
+    </w:p>
+    <w:p>
+      <w:pPr>
+        <w:spacing w:after="120"/>
+        <w:jc w:val="both"/>
+      </w:pPr>
+      <w:r>
+        <w:rPr>
+          <w:rFonts w:ascii="Times New Roman" w:hAnsi="Times New Roman"/>
+          <w:color w:val="FF0000"/>
+          <w:sz w:val="24"/>
+        </w:rPr>
+        <w:t>9.</w:t>
       </w:r>
       <w:r>
         <w:rPr>
@@ -8378,28 +8501,7 @@
           <w:color w:val="000000"/>
           <w:sz w:val="24"/>
         </w:rPr>
-        <w:t>, джерело невисихаюче, Отче святий, чудотворче всесильний і вседержителю! Усі Тобі поклоняємося і Тобі молимося та Твої милості і Твої ласки призиваємо на поміч і на заступництво нашій смиренності. Пом'яни, Господи, слуг Твоїх, прийми від усіх нас ранішні моління, як кадило перед Тобою; ні одного з нас не вчини нездатним, але всіх нас зберігай ласками Твоїми. Пом'яни, Господи, тих, що чувають і співають на славу Твою і єдинородного Твого Сина і Бога нашого, і Святого Твого Духа. Будь їм помічником і заступником; прийми їх молитви на наднебесний і духовний Твій жертовник, бо Ти Бог наш, і Тобі славу возсилаємо: Отцю, і Сину, і Святому Духові, нині і повсякчас, і на віки віків. Амінь.</w:t>
-      </w:r>
-    </w:p>
-    <w:p>
-      <w:pPr>
-        <w:spacing w:after="120"/>
-        <w:jc w:val="both"/>
-      </w:pPr>
-      <w:r>
-        <w:rPr>
-          <w:rFonts w:ascii="Times New Roman" w:hAnsi="Times New Roman"/>
-          <w:color w:val="FF0000"/>
-          <w:sz w:val="24"/>
-        </w:rPr>
-        <w:t xml:space="preserve">6. </w:t>
-      </w:r>
-      <w:r>
-        <w:rPr>
-          <w:rFonts w:ascii="Times New Roman" w:hAnsi="Times New Roman"/>
-          <w:sz w:val="24"/>
-        </w:rPr>
-        <w:t>Благодаримо</w:t>
+        <w:t xml:space="preserve"> Господи, Боже наш! Ти за покаяння дарував людям відпущення, нам же, як образ пізнання і визнання гріхів, показав покаяння і прощення пророка Давида. Тож, Владико, помилуй з великої милости Твоєї нас, що в чимало великих гріхів впали, і по багатстві ласк Твоїх очисти беззаконня наші, бо перед Тобою згрішили ми, Господи, що невідомі й таємні речі серця людського знаєш, і єдиний Ти маєш владу прощати гріхи. Серце ж чисте вчини в нас і Духом </w:t>
       </w:r>
       <w:r>
         <w:rPr>
@@ -8407,111 +8509,7 @@
           <w:color w:val="000000"/>
           <w:sz w:val="24"/>
         </w:rPr>
-        <w:t xml:space="preserve"> Т</w:t>
-      </w:r>
-      <w:r>
-        <w:rPr>
-          <w:rFonts w:ascii="Times New Roman" w:hAnsi="Times New Roman"/>
-          <w:sz w:val="24"/>
-        </w:rPr>
-        <w:t>е</w:t>
-      </w:r>
-      <w:r>
-        <w:rPr>
-          <w:rFonts w:ascii="Times New Roman" w:hAnsi="Times New Roman"/>
-          <w:color w:val="000000"/>
-          <w:sz w:val="24"/>
-        </w:rPr>
-        <w:t>б</w:t>
-      </w:r>
-      <w:r>
-        <w:rPr>
-          <w:rFonts w:ascii="Times New Roman" w:hAnsi="Times New Roman"/>
-          <w:sz w:val="24"/>
-        </w:rPr>
-        <w:t>е</w:t>
-      </w:r>
-      <w:r>
-        <w:rPr>
-          <w:rFonts w:ascii="Times New Roman" w:hAnsi="Times New Roman"/>
-          <w:color w:val="000000"/>
-          <w:sz w:val="24"/>
-        </w:rPr>
-        <w:t>, Господи, Боже спасіння нашого, бо Ти все робиш для добра життя нашого, щоб ми завжди на Тебе споглядали, Спасителю й Доброчинцю душ наших. Бо Ти дав спокій нам у час минулої ночі й підвів нас, щоб ми поклонялися величному імені Твоєму. Тому молимо Тебе, Господи: Дай нам ласку й силу, щоб ми стали гідними співати Тобі розумно й молитися безупинно та в страсі і тремтінні над нашим спасінням працювали, при заступництві Христа Твого. Пом'яни, Господи, і тих, що вночі до Тебе кличуть. Вислухай їх і помилуй, і круши під ноги їх невидимих і войовничих ворогів. Бо Ти Цар миру і Спас душ наших, і Тобі славу возсилаємо: Отцю і Сину, і Святому Духові, нині і повсякчас, і на віки віків. Амінь.</w:t>
-      </w:r>
-    </w:p>
-    <w:p>
-      <w:pPr>
-        <w:spacing w:after="120"/>
-        <w:jc w:val="both"/>
-      </w:pPr>
-      <w:r>
-        <w:rPr>
-          <w:rFonts w:ascii="Times New Roman" w:hAnsi="Times New Roman"/>
-          <w:color w:val="FF0000"/>
-          <w:sz w:val="24"/>
-        </w:rPr>
-        <w:t>7.</w:t>
-      </w:r>
-      <w:r>
-        <w:rPr>
-          <w:rFonts w:ascii="Times New Roman" w:hAnsi="Times New Roman"/>
-          <w:color w:val="000000"/>
-          <w:sz w:val="24"/>
-        </w:rPr>
-        <w:t xml:space="preserve"> Боже й Отче Господа нашого Ісуса Христа! Ти підніс нас з постелі нашої і зібрав на годину молитви. Дай нам ласку відкрити уста наші і прийми наші подяки, що в наших силах, і навчи нас установ Твоїх. Бо молитися як слід не вміємо, якщо Ти, Господи, святим Твоїм Духом не навчиш нас. Тому молимося Тобі: Даруй і прости, якщо ми згрішили аж до теперішньої години </w:t>
-      </w:r>
-      <w:r>
-        <w:rPr>
-          <w:rFonts w:ascii="Times New Roman" w:hAnsi="Times New Roman"/>
-          <w:color w:val="000000"/>
-          <w:sz w:val="24"/>
-        </w:rPr>
-        <w:t>словом або ділом, або думкою, добровільно або недобровільно. Бо коли на провини будеш дивитися, Господи, Господи, то хто встоїться, бо в Тебе є прощення. Ти один святий, допоміжник сильний, захисник життя нашого, і Тебе ми завжди оспівуватимемо. Нехай буде сила Царства Твого завжди благословенна і вельми прославлювана: Отця, і Сина, і Святого Духа, нині і повсякчас, і на віки віків. Амінь.</w:t>
-      </w:r>
-    </w:p>
-    <w:p>
-      <w:pPr>
-        <w:spacing w:after="120"/>
-        <w:jc w:val="both"/>
-      </w:pPr>
-      <w:r>
-        <w:rPr>
-          <w:rFonts w:ascii="Times New Roman" w:hAnsi="Times New Roman"/>
-          <w:color w:val="FF0000"/>
-          <w:sz w:val="24"/>
-        </w:rPr>
-        <w:t xml:space="preserve">8. </w:t>
-      </w:r>
-      <w:r>
-        <w:rPr>
-          <w:rFonts w:ascii="Times New Roman" w:hAnsi="Times New Roman"/>
-          <w:color w:val="000000"/>
-          <w:sz w:val="24"/>
-        </w:rPr>
-        <w:t>Господи, Боже наш, що сонну неміч забрав від нас і покликав нас візванням святим, щоб і вночі підносити руки наші і прославляти Тебе за справедливі Твої присуди. Прийми благання наші, моління, визнавання, нічні служби і даруй нам, Боже, віру бездоганну, надію впевнену, любов нелицемірну. Благослови наші входи й виходи, вчинки, слова, діла й думки; і дай нам дочекатися початку дня, нам, що хвалять й оспівують, і благословлять добрість Твоєї несказанної сили, щоб було благословенне Твоє пресвяте ім'я і прославлене Твоє царство: Отця, і Сина, і Святого Духа, нині і повсякчас, і на віки віків. Амінь.</w:t>
-      </w:r>
-    </w:p>
-    <w:p>
-      <w:pPr>
-        <w:spacing w:after="120"/>
-        <w:jc w:val="both"/>
-      </w:pPr>
-      <w:r>
-        <w:rPr>
-          <w:rFonts w:ascii="Times New Roman" w:hAnsi="Times New Roman"/>
-          <w:color w:val="FF0000"/>
-          <w:sz w:val="24"/>
-        </w:rPr>
-        <w:t>9.</w:t>
-      </w:r>
-      <w:r>
-        <w:rPr>
-          <w:rFonts w:ascii="Times New Roman" w:hAnsi="Times New Roman"/>
-          <w:color w:val="000000"/>
-          <w:sz w:val="24"/>
-        </w:rPr>
-        <w:t xml:space="preserve"> Господи, Боже наш! Ти за покаяння дарував людям відпущення, нам же, як образ пізнання і визнання гріхів, показав покаяння і прощення пророка Давида. Тож, Владико, помилуй з великої милости Твоєї нас, що в чимало великих гріхів впали, і по багатстві ласк Твоїх очисти беззаконня наші, бо перед Тобою згрішили ми, Господи, що невідомі й таємні речі серця людського знаєш, і єдиний Ти маєш владу прощати гріхи. Серце ж чисте вчини в нас і Духом владичним утверди нас, і радість спасіння Твого яви нам. Не відкинь нас від лиця Твого, але дозволь, як благий і людинолюбний, аж до останнього нашого віддиху появляти Тобі жертву справедливости й приноси на святих Твоїх жертовниках, милістю і ласками і людинолюб'ям єдинородного Сина Твого, з яким Ти є благословенний з пресвятим, добрим і животворчим Твоїм Духом, нині й повсякчас, і на віки віків. Амінь.</w:t>
+        <w:t>владичним утверди нас, і радість спасіння Твого яви нам. Не відкинь нас від лиця Твого, але дозволь, як благий і людинолюбний, аж до останнього нашого віддиху появляти Тобі жертву справедливости й приноси на святих Твоїх жертовниках, милістю і ласками і людинолюб'ям єдинородного Сина Твого, з яким Ти є благословенний з пресвятим, добрим і животворчим Твоїм Духом, нині й повсякчас, і на віки віків. Амінь.</w:t>
       </w:r>
     </w:p>
     <w:p>
@@ -10745,7 +10743,15 @@
           <w:sz w:val="24"/>
           <w:u w:val="single"/>
         </w:rPr>
-        <w:t>[Від ночі лине дух наш до тебе, Боже, бо світлом є повеління твої на землі. Навчи нас у страсі твоєму виконувати правду й добро, бо тебе славимо як правдивого Бога нашого. Прихили вухо своє і вислухай нас, і пом'яни, Господи, тих, що є та що моляться з нами, всіх по імені, і спаси їх силою твоєю. Благослови людей твоїх і освяти спадкоємство твоє: мир світові твоєму даруй, церквам твоїм, Священникам, владі, і всім людям.]</w:t>
+        <w:t xml:space="preserve">[Від ночі лине дух наш до тебе, Боже, бо світлом є повеління твої на землі. Навчи нас у страсі твоєму виконувати правду й добро, бо тебе славимо як правдивого Бога нашого. Прихили вухо </w:t>
+      </w:r>
+      <w:r>
+        <w:rPr>
+          <w:rFonts w:ascii="Times New Roman" w:hAnsi="Times New Roman"/>
+          <w:sz w:val="24"/>
+          <w:u w:val="single"/>
+        </w:rPr>
+        <w:t>своє і вислухай нас, і пом'яни, Господи, тих, що є та що моляться з нами, всіх по імені, і спаси їх силою твоєю. Благослови людей твоїх і освяти спадкоємство твоє: мир світові твоєму даруй, церквам твоїм, Священникам, владі, і всім людям.]</w:t>
       </w:r>
     </w:p>
     <w:p>
@@ -12163,14 +12169,7 @@
           <w:rFonts w:ascii="Times New Roman" w:hAnsi="Times New Roman"/>
           <w:sz w:val="24"/>
         </w:rPr>
-        <w:t xml:space="preserve">Спаси́, Бо́же, наро́д Твій і благослови́ спадкоє́мство Твоє́, навідай світ Твій ми́лістю і щедро́тами, вознеси́ ріг христия́н правосла́вних і зішли́ на нас бага́ті Твої ми́лості: моли́твами всепречи́стої Влади́чиці на́шої Богоро́диці і Приснодіви Марії, си́лою чесно́го і животворя́щого Хреста́, засту́пництвом чесни́х Небе́сних Сил безплотних, чесно́го, сла́вного проро́ка, Предте́чі і Хрести́теля Йоа́на, святи́х сла́вних і всехва́льних Апо́столів; святи́х отців на́ших і вселе́нських вели́ких учителів і святи́телів Васи́лія Вели́кого, Григо́рія Богосло́ва та Йоа́на Золотоу́стого; Атана́сія і Кири́ла; свято́го отця́ на́шого Микола́я, архиєпи́скопа Мир </w:t>
-      </w:r>
-      <w:r>
-        <w:rPr>
-          <w:rFonts w:ascii="Times New Roman" w:hAnsi="Times New Roman"/>
-          <w:sz w:val="24"/>
-        </w:rPr>
-        <w:t xml:space="preserve">Лікійських, чудотво́рця; святи́х рівноапо́стольних Кири́ла і Мето́дія, учителів слов’я́нських; свято́го благовірного і рівноапо́стольного вели́кого кня́зя Володи́мира і блаже́нної вели́кої княги́ні Ольги; свято́го священному́ченика Йосафа́та; святи́х сла́вних і добропобідних му́чеників; блаже́нних новому́чеників та ісповідників українських; преподо́бних і богоно́сних отців на́ших Антонія і Теодо́сія Пече́рських та інших преподо́бних і богоно́сних отців на́ших; святи́х і пра́ведних богоотців Йоаки́ма і Анни; і свято́го </w:t>
+        <w:t xml:space="preserve">Спаси́, Бо́же, наро́д Твій і благослови́ спадкоє́мство Твоє́, навідай світ Твій ми́лістю і щедро́тами, вознеси́ ріг христия́н правосла́вних і зішли́ на нас бага́ті Твої ми́лості: моли́твами всепречи́стої Влади́чиці на́шої Богоро́диці і Приснодіви Марії, си́лою чесно́го і животворя́щого Хреста́, засту́пництвом чесни́х Небе́сних Сил безплотних, чесно́го, сла́вного проро́ка, Предте́чі і Хрести́теля Йоа́на, святи́х сла́вних і всехва́льних Апо́столів; святи́х отців на́ших і вселе́нських вели́ких учителів і святи́телів Васи́лія Вели́кого, Григо́рія Богосло́ва та Йоа́на Золотоу́стого; Атана́сія і Кири́ла; свято́го отця́ на́шого Микола́я, архиєпи́скопа Мир Лікійських, чудотво́рця; святи́х рівноапо́стольних Кири́ла і Мето́дія, учителів слов’я́нських; свято́го благовірного і рівноапо́стольного вели́кого кня́зя Володи́мира і блаже́нної вели́кої княги́ні Ольги; свято́го священному́ченика Йосафа́та; святи́х сла́вних і добропобідних му́чеників; блаже́нних новому́чеників та ісповідників українських; преподо́бних і богоно́сних отців на́ших Антонія і Теодо́сія Пече́рських та інших преподо́бних і богоно́сних отців на́ших; святи́х і пра́ведних богоотців Йоаки́ма і Анни; і свято́го </w:t>
       </w:r>
       <w:r>
         <w:rPr>
@@ -16761,7 +16760,15 @@
           <w:sz w:val="24"/>
           <w:u w:val="single"/>
         </w:rPr>
-        <w:t>[Владико, Боже святий і неосяжний, що казав із темряви світлові засіяти, що заспокоїв нас у нічному сні й підвів до величання і моління Твоєї доброти! Ти, що даєш себе умолити задля свого милосердя, прийми і нині нас, що поклоняємося Тобі й по силі благодаримо Тебе; і даруй нам те, чого просимо задля спасіння. Вчини нас синами світла і дня та спадкоємцями вічних Твоїх благ. Пом'яни, Господи, за багатством ласк Твоїх усіх людей, що є і моляться з нами, і всю братію нашу на землі й на морі, і на всякому місці володіння Твого, що потребують Твоєї любови й помочі. Усім вияви велику Твою милість, щоб спасенні, як душею так і тілом, завжди перебували й відважно славили чудне й благословенне ім'я Твоє.]</w:t>
+        <w:t xml:space="preserve">[Владико, Боже святий і неосяжний, що казав із темряви світлові засіяти, що заспокоїв нас у нічному сні й підвів до величання і моління Твоєї доброти! Ти, що даєш себе умолити задля </w:t>
+      </w:r>
+      <w:r>
+        <w:rPr>
+          <w:rFonts w:ascii="Times New Roman" w:hAnsi="Times New Roman"/>
+          <w:sz w:val="24"/>
+          <w:u w:val="single"/>
+        </w:rPr>
+        <w:t>свого милосердя, прийми і нині нас, що поклоняємося Тобі й по силі благодаримо Тебе; і даруй нам те, чого просимо задля спасіння. Вчини нас синами світла і дня та спадкоємцями вічних Твоїх благ. Пом'яни, Господи, за багатством ласк Твоїх усіх людей, що є і моляться з нами, і всю братію нашу на землі й на морі, і на всякому місці володіння Твого, що потребують Твоєї любови й помочі. Усім вияви велику Твою милість, щоб спасенні, як душею так і тілом, завжди перебували й відважно славили чудне й благословенне ім'я Твоє.]</w:t>
       </w:r>
     </w:p>
     <w:p>
